--- a/template_sci论文-标题编号.docx
+++ b/template_sci论文-标题编号.docx
@@ -2849,6 +2849,7 @@
       <w:footerReference w:type="default" r:id="rId14"/>
       <w:pgSz w:w="11906" w:h="16838" w:code="9"/>
       <w:pgMar w:top="1440" w:right="1800" w:bottom="1440" w:left="1800" w:header="720" w:footer="720" w:gutter="0"/>
+      <w:lnNumType w:countBy="1" w:restart="continuous"/>
       <w:cols w:space="720"/>
       <w:docGrid w:linePitch="326"/>
     </w:sectPr>

--- a/template_sci论文-标题编号.docx
+++ b/template_sci论文-标题编号.docx
@@ -2892,7 +2892,6 @@
         <w:docPartUnique/>
       </w:docPartObj>
     </w:sdtPr>
-    <w:sdtEndPr/>
     <w:sdtContent>
       <w:p>
         <w:pPr>

--- a/template_sci论文-标题编号.docx
+++ b/template_sci论文-标题编号.docx
@@ -55,14 +55,12 @@
       <w:r>
         <w:t>本模板标题</w:t>
       </w:r>
-      <w:proofErr w:type="gramStart"/>
       <w:r>
         <w:rPr>
           <w:rFonts w:hint="eastAsia"/>
         </w:rPr>
         <w:t>不</w:t>
       </w:r>
-      <w:proofErr w:type="gramEnd"/>
       <w:r>
         <w:t>自动编号</w:t>
       </w:r>
@@ -331,27 +329,7 @@
           <w:bCs/>
           <w:lang w:eastAsia="zh-CN"/>
         </w:rPr>
-        <w:t>市场调研</w:t>
-      </w:r>
-      <w:proofErr w:type="gramStart"/>
-      <w:r>
-        <w:rPr>
-          <w:rFonts w:hint="eastAsia"/>
-          <w:b/>
-          <w:bCs/>
-          <w:lang w:eastAsia="zh-CN"/>
-        </w:rPr>
-        <w:t>与竞品分析</w:t>
-      </w:r>
-      <w:proofErr w:type="gramEnd"/>
-      <w:r>
-        <w:rPr>
-          <w:rFonts w:hint="eastAsia"/>
-          <w:b/>
-          <w:bCs/>
-          <w:lang w:eastAsia="zh-CN"/>
-        </w:rPr>
-        <w:t>：</w:t>
+        <w:t>市场调研与竞品分析：</w:t>
       </w:r>
       <w:r>
         <w:rPr>
@@ -413,37 +391,12 @@
         </w:rPr>
         <w:t>技术可行性评估：</w:t>
       </w:r>
-      <w:proofErr w:type="gramStart"/>
       <w:r>
         <w:rPr>
           <w:rFonts w:hint="eastAsia"/>
           <w:lang w:eastAsia="zh-CN"/>
         </w:rPr>
-        <w:t>架构师</w:t>
-      </w:r>
-      <w:proofErr w:type="gramEnd"/>
-      <w:r>
-        <w:rPr>
-          <w:rFonts w:hint="eastAsia"/>
-          <w:lang w:eastAsia="zh-CN"/>
-        </w:rPr>
-        <w:t>和资深开发工程师将针对需求文档中的核心技术难点进行预研，评估现有技术</w:t>
-      </w:r>
-      <w:proofErr w:type="gramStart"/>
-      <w:r>
-        <w:rPr>
-          <w:rFonts w:hint="eastAsia"/>
-          <w:lang w:eastAsia="zh-CN"/>
-        </w:rPr>
-        <w:t>栈</w:t>
-      </w:r>
-      <w:proofErr w:type="gramEnd"/>
-      <w:r>
-        <w:rPr>
-          <w:rFonts w:hint="eastAsia"/>
-          <w:lang w:eastAsia="zh-CN"/>
-        </w:rPr>
-        <w:t>是否能够满足性能要求。</w:t>
+        <w:t>架构师和资深开发工程师将针对需求文档中的核心技术难点进行预研，评估现有技术栈是否能够满足性能要求。</w:t>
       </w:r>
     </w:p>
     <w:p>
@@ -474,59 +427,27 @@
           <w:rFonts w:hint="eastAsia"/>
           <w:lang w:eastAsia="zh-CN"/>
         </w:rPr>
-        <w:t>在需求明确后，</w:t>
-      </w:r>
-      <w:proofErr w:type="gramStart"/>
+        <w:t>在需求明确后，架构师将开始设计系统的整体框架，包括数据库设计、</w:t>
+      </w:r>
       <w:r>
         <w:rPr>
           <w:rFonts w:hint="eastAsia"/>
           <w:lang w:eastAsia="zh-CN"/>
         </w:rPr>
-        <w:t>架构师</w:t>
-      </w:r>
-      <w:proofErr w:type="gramEnd"/>
+        <w:t>API</w:t>
+      </w:r>
+      <w:r>
+        <w:rPr>
+          <w:lang w:eastAsia="zh-CN"/>
+        </w:rPr>
+        <w:t xml:space="preserve"> </w:t>
+      </w:r>
       <w:r>
         <w:rPr>
           <w:rFonts w:hint="eastAsia"/>
           <w:lang w:eastAsia="zh-CN"/>
         </w:rPr>
-        <w:t>将开始设计系统的整体框架，包括数据库设计、</w:t>
-      </w:r>
-      <w:r>
-        <w:rPr>
-          <w:rFonts w:hint="eastAsia"/>
-          <w:lang w:eastAsia="zh-CN"/>
-        </w:rPr>
-        <w:t>API</w:t>
-      </w:r>
-      <w:r>
-        <w:rPr>
-          <w:lang w:eastAsia="zh-CN"/>
-        </w:rPr>
-        <w:t xml:space="preserve"> </w:t>
-      </w:r>
-      <w:r>
-        <w:rPr>
-          <w:rFonts w:hint="eastAsia"/>
-          <w:lang w:eastAsia="zh-CN"/>
-        </w:rPr>
-        <w:t>接口规范以及</w:t>
-      </w:r>
-      <w:proofErr w:type="gramStart"/>
-      <w:r>
-        <w:rPr>
-          <w:rFonts w:hint="eastAsia"/>
-          <w:lang w:eastAsia="zh-CN"/>
-        </w:rPr>
-        <w:t>微服务</w:t>
-      </w:r>
-      <w:proofErr w:type="gramEnd"/>
-      <w:r>
-        <w:rPr>
-          <w:rFonts w:hint="eastAsia"/>
-          <w:lang w:eastAsia="zh-CN"/>
-        </w:rPr>
-        <w:t>拆分方案。</w:t>
+        <w:t>接口规范以及微服务拆分方案。</w:t>
       </w:r>
     </w:p>
     <w:bookmarkEnd w:id="9"/>
@@ -588,27 +509,7 @@
           <w:bCs/>
           <w:lang w:eastAsia="zh-CN"/>
         </w:rPr>
-        <w:t>市场调研</w:t>
-      </w:r>
-      <w:proofErr w:type="gramStart"/>
-      <w:r>
-        <w:rPr>
-          <w:rFonts w:hint="eastAsia"/>
-          <w:b/>
-          <w:bCs/>
-          <w:lang w:eastAsia="zh-CN"/>
-        </w:rPr>
-        <w:t>与竞品分析</w:t>
-      </w:r>
-      <w:proofErr w:type="gramEnd"/>
-      <w:r>
-        <w:rPr>
-          <w:rFonts w:hint="eastAsia"/>
-          <w:b/>
-          <w:bCs/>
-          <w:lang w:eastAsia="zh-CN"/>
-        </w:rPr>
-        <w:t>：</w:t>
+        <w:t>市场调研与竞品分析：</w:t>
       </w:r>
       <w:r>
         <w:rPr>
@@ -668,37 +569,12 @@
         </w:rPr>
         <w:t>技术可行性评估：</w:t>
       </w:r>
-      <w:proofErr w:type="gramStart"/>
       <w:r>
         <w:rPr>
           <w:rFonts w:hint="eastAsia"/>
           <w:lang w:eastAsia="zh-CN"/>
         </w:rPr>
-        <w:t>架构师</w:t>
-      </w:r>
-      <w:proofErr w:type="gramEnd"/>
-      <w:r>
-        <w:rPr>
-          <w:rFonts w:hint="eastAsia"/>
-          <w:lang w:eastAsia="zh-CN"/>
-        </w:rPr>
-        <w:t>和资深开发工程师将针对需求文档中的核心技术难点进行预研，评估现有技术</w:t>
-      </w:r>
-      <w:proofErr w:type="gramStart"/>
-      <w:r>
-        <w:rPr>
-          <w:rFonts w:hint="eastAsia"/>
-          <w:lang w:eastAsia="zh-CN"/>
-        </w:rPr>
-        <w:t>栈</w:t>
-      </w:r>
-      <w:proofErr w:type="gramEnd"/>
-      <w:r>
-        <w:rPr>
-          <w:rFonts w:hint="eastAsia"/>
-          <w:lang w:eastAsia="zh-CN"/>
-        </w:rPr>
-        <w:t>是否能够满足性能要求。</w:t>
+        <w:t>架构师和资深开发工程师将针对需求文档中的核心技术难点进行预研，评估现有技术栈是否能够满足性能要求。</w:t>
       </w:r>
     </w:p>
     <w:bookmarkEnd w:id="16"/>
@@ -720,21 +596,7 @@
         <w:rPr>
           <w:rFonts w:hint="eastAsia"/>
         </w:rPr>
-        <w:t>在需求明确后，</w:t>
-      </w:r>
-      <w:proofErr w:type="gramStart"/>
-      <w:r>
-        <w:rPr>
-          <w:rFonts w:hint="eastAsia"/>
-        </w:rPr>
-        <w:t>架构师</w:t>
-      </w:r>
-      <w:proofErr w:type="gramEnd"/>
-      <w:r>
-        <w:rPr>
-          <w:rFonts w:hint="eastAsia"/>
-        </w:rPr>
-        <w:t>将开始</w:t>
+        <w:t>在需求明确后，架构师将开始</w:t>
       </w:r>
       <w:r>
         <w:t>‍</w:t>
@@ -769,14 +631,12 @@
           </w:rPr>
           <w:t>Achuan-2</w:t>
         </w:r>
-        <w:proofErr w:type="gramStart"/>
         <w:r>
           <w:rPr>
             <w:rStyle w:val="ae"/>
           </w:rPr>
           <w:t>的博客</w:t>
         </w:r>
-        <w:proofErr w:type="gramEnd"/>
       </w:hyperlink>
     </w:p>
     <w:p>
@@ -892,7 +752,6 @@
         </w:rPr>
         <w:t>(</w:t>
       </w:r>
-      <w:proofErr w:type="gramStart"/>
       <w:r>
         <w:rPr>
           <w:rFonts w:ascii="Consolas" w:eastAsiaTheme="minorEastAsia" w:hAnsi="Consolas"/>
@@ -921,9 +780,18 @@
           <w:shd w:val="clear" w:color="auto" w:fill="auto"/>
           <w:lang w:eastAsia="en-US"/>
         </w:rPr>
-        <w:t>x</w:t>
-      </w:r>
-      <w:proofErr w:type="gramEnd"/>
+        <w:t>x_min</w:t>
+      </w:r>
+      <w:r>
+        <w:rPr>
+          <w:rFonts w:ascii="Consolas" w:eastAsiaTheme="minorEastAsia" w:hAnsi="Consolas"/>
+          <w:color w:val="666666"/>
+          <w:sz w:val="22"/>
+          <w:shd w:val="clear" w:color="auto" w:fill="auto"/>
+          <w:lang w:eastAsia="en-US"/>
+        </w:rPr>
+        <w:t>,</w:t>
+      </w:r>
       <w:r>
         <w:rPr>
           <w:rFonts w:ascii="Consolas" w:eastAsiaTheme="minorEastAsia" w:hAnsi="Consolas"/>
@@ -932,9 +800,27 @@
           <w:shd w:val="clear" w:color="auto" w:fill="auto"/>
           <w:lang w:eastAsia="en-US"/>
         </w:rPr>
-        <w:t>_</w:t>
-      </w:r>
-      <w:proofErr w:type="gramStart"/>
+        <w:t>x_max</w:t>
+      </w:r>
+      <w:r>
+        <w:rPr>
+          <w:rFonts w:ascii="Consolas" w:eastAsiaTheme="minorEastAsia" w:hAnsi="Consolas"/>
+          <w:sz w:val="22"/>
+          <w:shd w:val="clear" w:color="auto" w:fill="auto"/>
+          <w:lang w:eastAsia="en-US"/>
+        </w:rPr>
+        <w:t>)</w:t>
+      </w:r>
+      <w:r>
+        <w:rPr>
+          <w:rFonts w:ascii="Consolas" w:eastAsiaTheme="minorEastAsia" w:hAnsi="Consolas"/>
+          <w:sz w:val="22"/>
+          <w:shd w:val="clear" w:color="auto" w:fill="auto"/>
+          <w:lang w:eastAsia="en-US"/>
+        </w:rPr>
+        <w:br/>
+        <w:t xml:space="preserve">    </w:t>
+      </w:r>
       <w:r>
         <w:rPr>
           <w:rFonts w:ascii="Consolas" w:eastAsiaTheme="minorEastAsia" w:hAnsi="Consolas"/>
@@ -943,7 +829,7 @@
           <w:shd w:val="clear" w:color="auto" w:fill="auto"/>
           <w:lang w:eastAsia="en-US"/>
         </w:rPr>
-        <w:t>min</w:t>
+        <w:t>y</w:t>
       </w:r>
       <w:r>
         <w:rPr>
@@ -953,7 +839,7 @@
           <w:shd w:val="clear" w:color="auto" w:fill="auto"/>
           <w:lang w:eastAsia="en-US"/>
         </w:rPr>
-        <w:t>,</w:t>
+        <w:t>=</w:t>
       </w:r>
       <w:r>
         <w:rPr>
@@ -963,9 +849,17 @@
           <w:shd w:val="clear" w:color="auto" w:fill="auto"/>
           <w:lang w:eastAsia="en-US"/>
         </w:rPr>
-        <w:t>x</w:t>
-      </w:r>
-      <w:proofErr w:type="gramEnd"/>
+        <w:t>min</w:t>
+      </w:r>
+      <w:r>
+        <w:rPr>
+          <w:rFonts w:ascii="Consolas" w:eastAsiaTheme="minorEastAsia" w:hAnsi="Consolas"/>
+          <w:sz w:val="22"/>
+          <w:shd w:val="clear" w:color="auto" w:fill="auto"/>
+          <w:lang w:eastAsia="en-US"/>
+        </w:rPr>
+        <w:t>(</w:t>
+      </w:r>
       <w:r>
         <w:rPr>
           <w:rFonts w:ascii="Consolas" w:eastAsiaTheme="minorEastAsia" w:hAnsi="Consolas"/>
@@ -974,7 +868,7 @@
           <w:shd w:val="clear" w:color="auto" w:fill="auto"/>
           <w:lang w:eastAsia="en-US"/>
         </w:rPr>
-        <w:t>_max</w:t>
+        <w:t>max</w:t>
       </w:r>
       <w:r>
         <w:rPr>
@@ -983,17 +877,7 @@
           <w:shd w:val="clear" w:color="auto" w:fill="auto"/>
           <w:lang w:eastAsia="en-US"/>
         </w:rPr>
-        <w:t>)</w:t>
-      </w:r>
-      <w:r>
-        <w:rPr>
-          <w:rFonts w:ascii="Consolas" w:eastAsiaTheme="minorEastAsia" w:hAnsi="Consolas"/>
-          <w:sz w:val="22"/>
-          <w:shd w:val="clear" w:color="auto" w:fill="auto"/>
-          <w:lang w:eastAsia="en-US"/>
-        </w:rPr>
-        <w:br/>
-        <w:t xml:space="preserve">    </w:t>
+        <w:t>(</w:t>
       </w:r>
       <w:r>
         <w:rPr>
@@ -1003,7 +887,7 @@
           <w:shd w:val="clear" w:color="auto" w:fill="auto"/>
           <w:lang w:eastAsia="en-US"/>
         </w:rPr>
-        <w:t>y</w:t>
+        <w:t>x</w:t>
       </w:r>
       <w:r>
         <w:rPr>
@@ -1013,7 +897,7 @@
           <w:shd w:val="clear" w:color="auto" w:fill="auto"/>
           <w:lang w:eastAsia="en-US"/>
         </w:rPr>
-        <w:t>=</w:t>
+        <w:t>,</w:t>
       </w:r>
       <w:r>
         <w:rPr>
@@ -1023,7 +907,7 @@
           <w:shd w:val="clear" w:color="auto" w:fill="auto"/>
           <w:lang w:eastAsia="en-US"/>
         </w:rPr>
-        <w:t>min</w:t>
+        <w:t>x_min</w:t>
       </w:r>
       <w:r>
         <w:rPr>
@@ -1032,7 +916,17 @@
           <w:shd w:val="clear" w:color="auto" w:fill="auto"/>
           <w:lang w:eastAsia="en-US"/>
         </w:rPr>
-        <w:t>(</w:t>
+        <w:t>)</w:t>
+      </w:r>
+      <w:r>
+        <w:rPr>
+          <w:rFonts w:ascii="Consolas" w:eastAsiaTheme="minorEastAsia" w:hAnsi="Consolas"/>
+          <w:color w:val="666666"/>
+          <w:sz w:val="22"/>
+          <w:shd w:val="clear" w:color="auto" w:fill="auto"/>
+          <w:lang w:eastAsia="en-US"/>
+        </w:rPr>
+        <w:t>,</w:t>
       </w:r>
       <w:r>
         <w:rPr>
@@ -1042,99 +936,7 @@
           <w:shd w:val="clear" w:color="auto" w:fill="auto"/>
           <w:lang w:eastAsia="en-US"/>
         </w:rPr>
-        <w:t>max</w:t>
-      </w:r>
-      <w:r>
-        <w:rPr>
-          <w:rFonts w:ascii="Consolas" w:eastAsiaTheme="minorEastAsia" w:hAnsi="Consolas"/>
-          <w:sz w:val="22"/>
-          <w:shd w:val="clear" w:color="auto" w:fill="auto"/>
-          <w:lang w:eastAsia="en-US"/>
-        </w:rPr>
-        <w:t>(</w:t>
-      </w:r>
-      <w:proofErr w:type="gramStart"/>
-      <w:r>
-        <w:rPr>
-          <w:rFonts w:ascii="Consolas" w:eastAsiaTheme="minorEastAsia" w:hAnsi="Consolas"/>
-          <w:color w:val="19177C"/>
-          <w:sz w:val="22"/>
-          <w:shd w:val="clear" w:color="auto" w:fill="auto"/>
-          <w:lang w:eastAsia="en-US"/>
-        </w:rPr>
-        <w:t>x</w:t>
-      </w:r>
-      <w:r>
-        <w:rPr>
-          <w:rFonts w:ascii="Consolas" w:eastAsiaTheme="minorEastAsia" w:hAnsi="Consolas"/>
-          <w:color w:val="666666"/>
-          <w:sz w:val="22"/>
-          <w:shd w:val="clear" w:color="auto" w:fill="auto"/>
-          <w:lang w:eastAsia="en-US"/>
-        </w:rPr>
-        <w:t>,</w:t>
-      </w:r>
-      <w:r>
-        <w:rPr>
-          <w:rFonts w:ascii="Consolas" w:eastAsiaTheme="minorEastAsia" w:hAnsi="Consolas"/>
-          <w:color w:val="19177C"/>
-          <w:sz w:val="22"/>
-          <w:shd w:val="clear" w:color="auto" w:fill="auto"/>
-          <w:lang w:eastAsia="en-US"/>
-        </w:rPr>
-        <w:t>x</w:t>
-      </w:r>
-      <w:proofErr w:type="gramEnd"/>
-      <w:r>
-        <w:rPr>
-          <w:rFonts w:ascii="Consolas" w:eastAsiaTheme="minorEastAsia" w:hAnsi="Consolas"/>
-          <w:color w:val="19177C"/>
-          <w:sz w:val="22"/>
-          <w:shd w:val="clear" w:color="auto" w:fill="auto"/>
-          <w:lang w:eastAsia="en-US"/>
-        </w:rPr>
-        <w:t>_min</w:t>
-      </w:r>
-      <w:proofErr w:type="gramStart"/>
-      <w:r>
-        <w:rPr>
-          <w:rFonts w:ascii="Consolas" w:eastAsiaTheme="minorEastAsia" w:hAnsi="Consolas"/>
-          <w:sz w:val="22"/>
-          <w:shd w:val="clear" w:color="auto" w:fill="auto"/>
-          <w:lang w:eastAsia="en-US"/>
-        </w:rPr>
-        <w:t>)</w:t>
-      </w:r>
-      <w:r>
-        <w:rPr>
-          <w:rFonts w:ascii="Consolas" w:eastAsiaTheme="minorEastAsia" w:hAnsi="Consolas"/>
-          <w:color w:val="666666"/>
-          <w:sz w:val="22"/>
-          <w:shd w:val="clear" w:color="auto" w:fill="auto"/>
-          <w:lang w:eastAsia="en-US"/>
-        </w:rPr>
-        <w:t>,</w:t>
-      </w:r>
-      <w:r>
-        <w:rPr>
-          <w:rFonts w:ascii="Consolas" w:eastAsiaTheme="minorEastAsia" w:hAnsi="Consolas"/>
-          <w:color w:val="19177C"/>
-          <w:sz w:val="22"/>
-          <w:shd w:val="clear" w:color="auto" w:fill="auto"/>
-          <w:lang w:eastAsia="en-US"/>
-        </w:rPr>
-        <w:t>x</w:t>
-      </w:r>
-      <w:proofErr w:type="gramEnd"/>
-      <w:r>
-        <w:rPr>
-          <w:rFonts w:ascii="Consolas" w:eastAsiaTheme="minorEastAsia" w:hAnsi="Consolas"/>
-          <w:color w:val="19177C"/>
-          <w:sz w:val="22"/>
-          <w:shd w:val="clear" w:color="auto" w:fill="auto"/>
-          <w:lang w:eastAsia="en-US"/>
-        </w:rPr>
-        <w:t>_max</w:t>
+        <w:t>x_max</w:t>
       </w:r>
       <w:r>
         <w:rPr>
@@ -1184,22 +986,11 @@
       <w:r>
         <w:t>行内代码：</w:t>
       </w:r>
-      <w:proofErr w:type="gramStart"/>
-      <w:r>
-        <w:rPr>
-          <w:rStyle w:val="VerbatimChar"/>
-        </w:rPr>
-        <w:t>disp(</w:t>
-      </w:r>
-      <w:proofErr w:type="gramEnd"/>
-      <w:r>
-        <w:rPr>
-          <w:rStyle w:val="VerbatimChar"/>
-        </w:rPr>
-        <w:t>"Hello Matlab")</w:t>
-      </w:r>
-      <w:r>
-        <w:t>​</w:t>
+      <w:r>
+        <w:rPr>
+          <w:rStyle w:val="InlineCode"/>
+        </w:rPr>
+        <w:t>disp("Hello Matlab")</w:t>
       </w:r>
     </w:p>
     <w:p>
@@ -1344,21 +1135,7 @@
         <w:rPr>
           <w:rFonts w:hint="eastAsia"/>
         </w:rPr>
-        <w:t>引述</w:t>
-      </w:r>
-      <w:proofErr w:type="gramStart"/>
-      <w:r>
-        <w:rPr>
-          <w:rFonts w:hint="eastAsia"/>
-        </w:rPr>
-        <w:t>块用于</w:t>
-      </w:r>
-      <w:proofErr w:type="gramEnd"/>
-      <w:r>
-        <w:rPr>
-          <w:rFonts w:hint="eastAsia"/>
-        </w:rPr>
-        <w:t>图注</w:t>
+        <w:t>引述块用于图注</w:t>
       </w:r>
     </w:p>
     <w:p>
@@ -1420,15 +1197,7 @@
         <w:spacing w:after="480"/>
       </w:pPr>
       <w:r>
-        <w:t xml:space="preserve">Fig. 1 | Generalist denoising model. a, Original (clean) image from the Cellpose test set. b, Same image with added Poisson noise (left) and segmentation (right). AP at an IoU threshold of 0.5 (AP@0.5) reported. c, Noisy image in b denoised with Noise2Void (left) and then segmented (right). d, Improvement in segmentation performance after denoising with Noise2Void or Noise2Self for 68 test images. e, Training protocol for the Cellpose3 denoising network. f, Same as d, for denoising with the reconstruction loss network (teal) or the segmentation loss network. g–i, </w:t>
-      </w:r>
-      <w:proofErr w:type="gramStart"/>
-      <w:r>
-        <w:t>Denoised</w:t>
-      </w:r>
-      <w:proofErr w:type="gramEnd"/>
-      <w:r>
-        <w:t xml:space="preserve"> images (left) and segmentations (right) for networks trained with different losses. j, Mean AP score as a function of IoU threshold across 68 test images, for the noisy and denoised images; dashed line shows a model directly trained to segment noisy images. IoU, intersection over union.</w:t>
+        <w:t>Fig. 1 | Generalist denoising model. a, Original (clean) image from the Cellpose test set. b, Same image with added Poisson noise (left) and segmentation (right). AP at an IoU threshold of 0.5 (AP@0.5) reported. c, Noisy image in b denoised with Noise2Void (left) and then segmented (right). d, Improvement in segmentation performance after denoising with Noise2Void or Noise2Self for 68 test images. e, Training protocol for the Cellpose3 denoising network. f, Same as d, for denoising with the reconstruction loss network (teal) or the segmentation loss network. g–i, Denoised images (left) and segmentations (right) for networks trained with different losses. j, Mean AP score as a function of IoU threshold across 68 test images, for the noisy and denoised images; dashed line shows a model directly trained to segment noisy images. IoU, intersection over union.</w:t>
       </w:r>
     </w:p>
     <w:p>
@@ -1796,11 +1565,9 @@
             <w:r>
               <w:br/>
             </w:r>
-            <w:proofErr w:type="gramStart"/>
             <w:r>
               <w:t>段前</w:t>
             </w:r>
-            <w:proofErr w:type="gramEnd"/>
             <w:r>
               <w:t xml:space="preserve">24 </w:t>
             </w:r>
@@ -2617,21 +2384,7 @@
         <w:rPr>
           <w:lang w:eastAsia="zh-CN"/>
         </w:rPr>
-        <w:t>图片无法自动居中，另外注意图片添加</w:t>
-      </w:r>
-      <w:proofErr w:type="gramStart"/>
-      <w:r>
-        <w:rPr>
-          <w:lang w:eastAsia="zh-CN"/>
-        </w:rPr>
-        <w:t>题注要居中</w:t>
-      </w:r>
-      <w:proofErr w:type="gramEnd"/>
-      <w:r>
-        <w:rPr>
-          <w:lang w:eastAsia="zh-CN"/>
-        </w:rPr>
-        <w:t>的话，必须先让图片居中，再添加题注。</w:t>
+        <w:t>图片无法自动居中，另外注意图片添加题注要居中的话，必须先让图片居中，再添加题注。</w:t>
       </w:r>
     </w:p>
     <w:p>
@@ -2647,21 +2400,7 @@
         <w:rPr>
           <w:lang w:eastAsia="zh-CN"/>
         </w:rPr>
-        <w:t>模板可以做到表格整体居中，但是表格单元格自动居中需要思源笔记文档中的表格</w:t>
-      </w:r>
-      <w:proofErr w:type="gramStart"/>
-      <w:r>
-        <w:rPr>
-          <w:lang w:eastAsia="zh-CN"/>
-        </w:rPr>
-        <w:t>本身先</w:t>
-      </w:r>
-      <w:proofErr w:type="gramEnd"/>
-      <w:r>
-        <w:rPr>
-          <w:lang w:eastAsia="zh-CN"/>
-        </w:rPr>
-        <w:t>设置居中，否则不居中。</w:t>
+        <w:t>模板可以做到表格整体居中，但是表格单元格自动居中需要思源笔记文档中的表格本身先设置居中，否则不居中。</w:t>
       </w:r>
       <w:r>
         <w:t>这是因为</w:t>
@@ -2697,153 +2436,41 @@
       <w:r>
         <w:br/>
       </w:r>
-      <w:proofErr w:type="gramStart"/>
       <w:r>
         <w:rPr>
           <w:rStyle w:val="VerbatimChar"/>
         </w:rPr>
-        <w:t>| :</w:t>
-      </w:r>
-      <w:proofErr w:type="gramEnd"/>
+        <w:t>| :--------: | :--------: |</w:t>
+      </w:r>
+      <w:r>
+        <w:br/>
+      </w:r>
       <w:r>
         <w:rPr>
           <w:rStyle w:val="VerbatimChar"/>
         </w:rPr>
-        <w:t xml:space="preserve">--------: </w:t>
-      </w:r>
-      <w:proofErr w:type="gramStart"/>
+        <w:t>|  cell 1  |  cell 2  |</w:t>
+      </w:r>
+      <w:r>
+        <w:br/>
+      </w:r>
       <w:r>
         <w:rPr>
           <w:rStyle w:val="VerbatimChar"/>
         </w:rPr>
-        <w:t>| :</w:t>
-      </w:r>
-      <w:proofErr w:type="gramEnd"/>
+        <w:t>|  cell 3  |  cell 4  |</w:t>
+      </w:r>
+      <w:r>
+        <w:br/>
+      </w:r>
       <w:r>
         <w:rPr>
           <w:rStyle w:val="VerbatimChar"/>
         </w:rPr>
-        <w:t>--------: |</w:t>
-      </w:r>
-      <w:r>
-        <w:br/>
-      </w:r>
-      <w:proofErr w:type="gramStart"/>
-      <w:r>
-        <w:rPr>
-          <w:rStyle w:val="VerbatimChar"/>
-        </w:rPr>
-        <w:t>|  cell</w:t>
-      </w:r>
-      <w:proofErr w:type="gramEnd"/>
-      <w:r>
-        <w:rPr>
-          <w:rStyle w:val="VerbatimChar"/>
-        </w:rPr>
-        <w:t xml:space="preserve"> </w:t>
-      </w:r>
-      <w:proofErr w:type="gramStart"/>
-      <w:r>
-        <w:rPr>
-          <w:rStyle w:val="VerbatimChar"/>
-        </w:rPr>
-        <w:t>1  |</w:t>
-      </w:r>
-      <w:proofErr w:type="gramEnd"/>
-      <w:r>
-        <w:rPr>
-          <w:rStyle w:val="VerbatimChar"/>
-        </w:rPr>
-        <w:t xml:space="preserve">  cell </w:t>
-      </w:r>
-      <w:proofErr w:type="gramStart"/>
-      <w:r>
-        <w:rPr>
-          <w:rStyle w:val="VerbatimChar"/>
-        </w:rPr>
-        <w:t>2  |</w:t>
-      </w:r>
-      <w:proofErr w:type="gramEnd"/>
-      <w:r>
-        <w:br/>
-      </w:r>
-      <w:proofErr w:type="gramStart"/>
-      <w:r>
-        <w:rPr>
-          <w:rStyle w:val="VerbatimChar"/>
-        </w:rPr>
-        <w:t>|  cell</w:t>
-      </w:r>
-      <w:proofErr w:type="gramEnd"/>
-      <w:r>
-        <w:rPr>
-          <w:rStyle w:val="VerbatimChar"/>
-        </w:rPr>
-        <w:t xml:space="preserve"> </w:t>
-      </w:r>
-      <w:proofErr w:type="gramStart"/>
-      <w:r>
-        <w:rPr>
-          <w:rStyle w:val="VerbatimChar"/>
-        </w:rPr>
-        <w:t>3  |</w:t>
-      </w:r>
-      <w:proofErr w:type="gramEnd"/>
-      <w:r>
-        <w:rPr>
-          <w:rStyle w:val="VerbatimChar"/>
-        </w:rPr>
-        <w:t xml:space="preserve">  cell </w:t>
-      </w:r>
-      <w:proofErr w:type="gramStart"/>
-      <w:r>
-        <w:rPr>
-          <w:rStyle w:val="VerbatimChar"/>
-        </w:rPr>
-        <w:t>4  |</w:t>
-      </w:r>
-      <w:proofErr w:type="gramEnd"/>
-      <w:r>
-        <w:br/>
-      </w:r>
-      <w:proofErr w:type="gramStart"/>
-      <w:r>
-        <w:rPr>
-          <w:rStyle w:val="VerbatimChar"/>
-        </w:rPr>
-        <w:t>|  cell</w:t>
-      </w:r>
-      <w:proofErr w:type="gramEnd"/>
-      <w:r>
-        <w:rPr>
-          <w:rStyle w:val="VerbatimChar"/>
-        </w:rPr>
-        <w:t xml:space="preserve"> </w:t>
-      </w:r>
-      <w:proofErr w:type="gramStart"/>
-      <w:r>
-        <w:rPr>
-          <w:rStyle w:val="VerbatimChar"/>
-        </w:rPr>
-        <w:t>5  |</w:t>
-      </w:r>
-      <w:proofErr w:type="gramEnd"/>
-      <w:r>
-        <w:rPr>
-          <w:rStyle w:val="VerbatimChar"/>
-        </w:rPr>
-        <w:t xml:space="preserve">  cell </w:t>
-      </w:r>
-      <w:proofErr w:type="gramStart"/>
-      <w:r>
-        <w:rPr>
-          <w:rStyle w:val="VerbatimChar"/>
-        </w:rPr>
-        <w:t>6  |</w:t>
+        <w:t>|  cell 5  |  cell 6  |</w:t>
       </w:r>
       <w:bookmarkEnd w:id="32"/>
       <w:bookmarkEnd w:id="34"/>
-      <w:proofErr w:type="gramEnd"/>
     </w:p>
     <w:sectPr>
       <w:footerReference w:type="default" r:id="rId14"/>
@@ -2892,6 +2519,7 @@
         <w:docPartUnique/>
       </w:docPartObj>
     </w:sdtPr>
+    <w:sdtEndPr/>
     <w:sdtContent>
       <w:p>
         <w:pPr>
@@ -4995,6 +4623,21 @@
     <w:name w:val="标题5"/>
     <w:basedOn w:val="a"/>
     <w:rsid w:val="006374D7"/>
+  </w:style>
+  <w:style w:type="character" w:customStyle="1" w:styleId="InlineCode">
+    <w:name w:val="Inline Code"/>
+    <w:basedOn w:val="a1"/>
+    <w:uiPriority w:val="1"/>
+    <w:qFormat/>
+    <w:rsid w:val="009F31BA"/>
+    <w:rPr>
+      <w:rFonts w:ascii="Fira Code" w:eastAsia="宋体" w:hAnsi="Fira Code" w:cs="Times New Roman (正文 CS 字体)"/>
+      <w:color w:val="404040" w:themeColor="text1" w:themeTint="BF"/>
+      <w:sz w:val="21"/>
+      <w:bdr w:val="none" w:sz="0" w:space="0" w:color="auto"/>
+      <w:shd w:val="clear" w:color="F3F4F4" w:fill="F2F2F2" w:themeFill="background1" w:themeFillShade="F2"/>
+      <w:lang w:eastAsia="zh-CN"/>
+    </w:rPr>
   </w:style>
 </w:styles>
 </file>

--- a/template_sci论文-标题编号.docx
+++ b/template_sci论文-标题编号.docx
@@ -55,12 +55,14 @@
       <w:r>
         <w:t>本模板标题</w:t>
       </w:r>
+      <w:proofErr w:type="gramStart"/>
       <w:r>
         <w:rPr>
           <w:rFonts w:hint="eastAsia"/>
         </w:rPr>
         <w:t>不</w:t>
       </w:r>
+      <w:proofErr w:type="gramEnd"/>
       <w:r>
         <w:t>自动编号</w:t>
       </w:r>
@@ -329,7 +331,27 @@
           <w:bCs/>
           <w:lang w:eastAsia="zh-CN"/>
         </w:rPr>
-        <w:t>市场调研与竞品分析：</w:t>
+        <w:t>市场调研</w:t>
+      </w:r>
+      <w:proofErr w:type="gramStart"/>
+      <w:r>
+        <w:rPr>
+          <w:rFonts w:hint="eastAsia"/>
+          <w:b/>
+          <w:bCs/>
+          <w:lang w:eastAsia="zh-CN"/>
+        </w:rPr>
+        <w:t>与竞品分析</w:t>
+      </w:r>
+      <w:proofErr w:type="gramEnd"/>
+      <w:r>
+        <w:rPr>
+          <w:rFonts w:hint="eastAsia"/>
+          <w:b/>
+          <w:bCs/>
+          <w:lang w:eastAsia="zh-CN"/>
+        </w:rPr>
+        <w:t>：</w:t>
       </w:r>
       <w:r>
         <w:rPr>
@@ -391,12 +413,37 @@
         </w:rPr>
         <w:t>技术可行性评估：</w:t>
       </w:r>
+      <w:proofErr w:type="gramStart"/>
       <w:r>
         <w:rPr>
           <w:rFonts w:hint="eastAsia"/>
           <w:lang w:eastAsia="zh-CN"/>
         </w:rPr>
-        <w:t>架构师和资深开发工程师将针对需求文档中的核心技术难点进行预研，评估现有技术栈是否能够满足性能要求。</w:t>
+        <w:t>架构师</w:t>
+      </w:r>
+      <w:proofErr w:type="gramEnd"/>
+      <w:r>
+        <w:rPr>
+          <w:rFonts w:hint="eastAsia"/>
+          <w:lang w:eastAsia="zh-CN"/>
+        </w:rPr>
+        <w:t>和资深开发工程师将针对需求文档中的核心技术难点进行预研，评估现有技术</w:t>
+      </w:r>
+      <w:proofErr w:type="gramStart"/>
+      <w:r>
+        <w:rPr>
+          <w:rFonts w:hint="eastAsia"/>
+          <w:lang w:eastAsia="zh-CN"/>
+        </w:rPr>
+        <w:t>栈</w:t>
+      </w:r>
+      <w:proofErr w:type="gramEnd"/>
+      <w:r>
+        <w:rPr>
+          <w:rFonts w:hint="eastAsia"/>
+          <w:lang w:eastAsia="zh-CN"/>
+        </w:rPr>
+        <w:t>是否能够满足性能要求。</w:t>
       </w:r>
     </w:p>
     <w:p>
@@ -427,13 +474,29 @@
           <w:rFonts w:hint="eastAsia"/>
           <w:lang w:eastAsia="zh-CN"/>
         </w:rPr>
-        <w:t>在需求明确后，架构师将开始设计系统的整体框架，包括数据库设计、</w:t>
-      </w:r>
+        <w:t>在需求明确后，</w:t>
+      </w:r>
+      <w:proofErr w:type="gramStart"/>
       <w:r>
         <w:rPr>
           <w:rFonts w:hint="eastAsia"/>
           <w:lang w:eastAsia="zh-CN"/>
         </w:rPr>
+        <w:t>架构师</w:t>
+      </w:r>
+      <w:proofErr w:type="gramEnd"/>
+      <w:r>
+        <w:rPr>
+          <w:rFonts w:hint="eastAsia"/>
+          <w:lang w:eastAsia="zh-CN"/>
+        </w:rPr>
+        <w:t>将开始设计系统的整体框架，包括数据库设计、</w:t>
+      </w:r>
+      <w:r>
+        <w:rPr>
+          <w:rFonts w:hint="eastAsia"/>
+          <w:lang w:eastAsia="zh-CN"/>
+        </w:rPr>
         <w:t>API</w:t>
       </w:r>
       <w:r>
@@ -447,7 +510,23 @@
           <w:rFonts w:hint="eastAsia"/>
           <w:lang w:eastAsia="zh-CN"/>
         </w:rPr>
-        <w:t>接口规范以及微服务拆分方案。</w:t>
+        <w:t>接口规范以及</w:t>
+      </w:r>
+      <w:proofErr w:type="gramStart"/>
+      <w:r>
+        <w:rPr>
+          <w:rFonts w:hint="eastAsia"/>
+          <w:lang w:eastAsia="zh-CN"/>
+        </w:rPr>
+        <w:t>微服务</w:t>
+      </w:r>
+      <w:proofErr w:type="gramEnd"/>
+      <w:r>
+        <w:rPr>
+          <w:rFonts w:hint="eastAsia"/>
+          <w:lang w:eastAsia="zh-CN"/>
+        </w:rPr>
+        <w:t>拆分方案。</w:t>
       </w:r>
     </w:p>
     <w:bookmarkEnd w:id="9"/>
@@ -509,7 +588,27 @@
           <w:bCs/>
           <w:lang w:eastAsia="zh-CN"/>
         </w:rPr>
-        <w:t>市场调研与竞品分析：</w:t>
+        <w:t>市场调研</w:t>
+      </w:r>
+      <w:proofErr w:type="gramStart"/>
+      <w:r>
+        <w:rPr>
+          <w:rFonts w:hint="eastAsia"/>
+          <w:b/>
+          <w:bCs/>
+          <w:lang w:eastAsia="zh-CN"/>
+        </w:rPr>
+        <w:t>与竞品分析</w:t>
+      </w:r>
+      <w:proofErr w:type="gramEnd"/>
+      <w:r>
+        <w:rPr>
+          <w:rFonts w:hint="eastAsia"/>
+          <w:b/>
+          <w:bCs/>
+          <w:lang w:eastAsia="zh-CN"/>
+        </w:rPr>
+        <w:t>：</w:t>
       </w:r>
       <w:r>
         <w:rPr>
@@ -569,12 +668,37 @@
         </w:rPr>
         <w:t>技术可行性评估：</w:t>
       </w:r>
+      <w:proofErr w:type="gramStart"/>
       <w:r>
         <w:rPr>
           <w:rFonts w:hint="eastAsia"/>
           <w:lang w:eastAsia="zh-CN"/>
         </w:rPr>
-        <w:t>架构师和资深开发工程师将针对需求文档中的核心技术难点进行预研，评估现有技术栈是否能够满足性能要求。</w:t>
+        <w:t>架构师</w:t>
+      </w:r>
+      <w:proofErr w:type="gramEnd"/>
+      <w:r>
+        <w:rPr>
+          <w:rFonts w:hint="eastAsia"/>
+          <w:lang w:eastAsia="zh-CN"/>
+        </w:rPr>
+        <w:t>和资深开发工程师将针对需求文档中的核心技术难点进行预研，评估现有技术</w:t>
+      </w:r>
+      <w:proofErr w:type="gramStart"/>
+      <w:r>
+        <w:rPr>
+          <w:rFonts w:hint="eastAsia"/>
+          <w:lang w:eastAsia="zh-CN"/>
+        </w:rPr>
+        <w:t>栈</w:t>
+      </w:r>
+      <w:proofErr w:type="gramEnd"/>
+      <w:r>
+        <w:rPr>
+          <w:rFonts w:hint="eastAsia"/>
+          <w:lang w:eastAsia="zh-CN"/>
+        </w:rPr>
+        <w:t>是否能够满足性能要求。</w:t>
       </w:r>
     </w:p>
     <w:bookmarkEnd w:id="16"/>
@@ -596,7 +720,21 @@
         <w:rPr>
           <w:rFonts w:hint="eastAsia"/>
         </w:rPr>
-        <w:t>在需求明确后，架构师将开始</w:t>
+        <w:t>在需求明确后，</w:t>
+      </w:r>
+      <w:proofErr w:type="gramStart"/>
+      <w:r>
+        <w:rPr>
+          <w:rFonts w:hint="eastAsia"/>
+        </w:rPr>
+        <w:t>架构师</w:t>
+      </w:r>
+      <w:proofErr w:type="gramEnd"/>
+      <w:r>
+        <w:rPr>
+          <w:rFonts w:hint="eastAsia"/>
+        </w:rPr>
+        <w:t>将开始</w:t>
       </w:r>
       <w:r>
         <w:t>‍</w:t>
@@ -631,12 +769,14 @@
           </w:rPr>
           <w:t>Achuan-2</w:t>
         </w:r>
+        <w:proofErr w:type="gramStart"/>
         <w:r>
           <w:rPr>
             <w:rStyle w:val="ae"/>
           </w:rPr>
           <w:t>的博客</w:t>
         </w:r>
+        <w:proofErr w:type="gramEnd"/>
       </w:hyperlink>
     </w:p>
     <w:p>
@@ -752,6 +892,7 @@
         </w:rPr>
         <w:t>(</w:t>
       </w:r>
+      <w:proofErr w:type="gramStart"/>
       <w:r>
         <w:rPr>
           <w:rFonts w:ascii="Consolas" w:eastAsiaTheme="minorEastAsia" w:hAnsi="Consolas"/>
@@ -780,7 +921,29 @@
           <w:shd w:val="clear" w:color="auto" w:fill="auto"/>
           <w:lang w:eastAsia="en-US"/>
         </w:rPr>
-        <w:t>x_min</w:t>
+        <w:t>x</w:t>
+      </w:r>
+      <w:proofErr w:type="gramEnd"/>
+      <w:r>
+        <w:rPr>
+          <w:rFonts w:ascii="Consolas" w:eastAsiaTheme="minorEastAsia" w:hAnsi="Consolas"/>
+          <w:color w:val="19177C"/>
+          <w:sz w:val="22"/>
+          <w:shd w:val="clear" w:color="auto" w:fill="auto"/>
+          <w:lang w:eastAsia="en-US"/>
+        </w:rPr>
+        <w:t>_</w:t>
+      </w:r>
+      <w:proofErr w:type="gramStart"/>
+      <w:r>
+        <w:rPr>
+          <w:rFonts w:ascii="Consolas" w:eastAsiaTheme="minorEastAsia" w:hAnsi="Consolas"/>
+          <w:color w:val="19177C"/>
+          <w:sz w:val="22"/>
+          <w:shd w:val="clear" w:color="auto" w:fill="auto"/>
+          <w:lang w:eastAsia="en-US"/>
+        </w:rPr>
+        <w:t>min</w:t>
       </w:r>
       <w:r>
         <w:rPr>
@@ -800,27 +963,9 @@
           <w:shd w:val="clear" w:color="auto" w:fill="auto"/>
           <w:lang w:eastAsia="en-US"/>
         </w:rPr>
-        <w:t>x_max</w:t>
-      </w:r>
-      <w:r>
-        <w:rPr>
-          <w:rFonts w:ascii="Consolas" w:eastAsiaTheme="minorEastAsia" w:hAnsi="Consolas"/>
-          <w:sz w:val="22"/>
-          <w:shd w:val="clear" w:color="auto" w:fill="auto"/>
-          <w:lang w:eastAsia="en-US"/>
-        </w:rPr>
-        <w:t>)</w:t>
-      </w:r>
-      <w:r>
-        <w:rPr>
-          <w:rFonts w:ascii="Consolas" w:eastAsiaTheme="minorEastAsia" w:hAnsi="Consolas"/>
-          <w:sz w:val="22"/>
-          <w:shd w:val="clear" w:color="auto" w:fill="auto"/>
-          <w:lang w:eastAsia="en-US"/>
-        </w:rPr>
-        <w:br/>
-        <w:t xml:space="preserve">    </w:t>
-      </w:r>
+        <w:t>x</w:t>
+      </w:r>
+      <w:proofErr w:type="gramEnd"/>
       <w:r>
         <w:rPr>
           <w:rFonts w:ascii="Consolas" w:eastAsiaTheme="minorEastAsia" w:hAnsi="Consolas"/>
@@ -829,6 +974,35 @@
           <w:shd w:val="clear" w:color="auto" w:fill="auto"/>
           <w:lang w:eastAsia="en-US"/>
         </w:rPr>
+        <w:t>_max</w:t>
+      </w:r>
+      <w:r>
+        <w:rPr>
+          <w:rFonts w:ascii="Consolas" w:eastAsiaTheme="minorEastAsia" w:hAnsi="Consolas"/>
+          <w:sz w:val="22"/>
+          <w:shd w:val="clear" w:color="auto" w:fill="auto"/>
+          <w:lang w:eastAsia="en-US"/>
+        </w:rPr>
+        <w:t>)</w:t>
+      </w:r>
+      <w:r>
+        <w:rPr>
+          <w:rFonts w:ascii="Consolas" w:eastAsiaTheme="minorEastAsia" w:hAnsi="Consolas"/>
+          <w:sz w:val="22"/>
+          <w:shd w:val="clear" w:color="auto" w:fill="auto"/>
+          <w:lang w:eastAsia="en-US"/>
+        </w:rPr>
+        <w:br/>
+        <w:t xml:space="preserve">    </w:t>
+      </w:r>
+      <w:r>
+        <w:rPr>
+          <w:rFonts w:ascii="Consolas" w:eastAsiaTheme="minorEastAsia" w:hAnsi="Consolas"/>
+          <w:color w:val="19177C"/>
+          <w:sz w:val="22"/>
+          <w:shd w:val="clear" w:color="auto" w:fill="auto"/>
+          <w:lang w:eastAsia="en-US"/>
+        </w:rPr>
         <w:t>y</w:t>
       </w:r>
       <w:r>
@@ -879,6 +1053,7 @@
         </w:rPr>
         <w:t>(</w:t>
       </w:r>
+      <w:proofErr w:type="gramStart"/>
       <w:r>
         <w:rPr>
           <w:rFonts w:ascii="Consolas" w:eastAsiaTheme="minorEastAsia" w:hAnsi="Consolas"/>
@@ -907,8 +1082,20 @@
           <w:shd w:val="clear" w:color="auto" w:fill="auto"/>
           <w:lang w:eastAsia="en-US"/>
         </w:rPr>
-        <w:t>x_min</w:t>
-      </w:r>
+        <w:t>x</w:t>
+      </w:r>
+      <w:proofErr w:type="gramEnd"/>
+      <w:r>
+        <w:rPr>
+          <w:rFonts w:ascii="Consolas" w:eastAsiaTheme="minorEastAsia" w:hAnsi="Consolas"/>
+          <w:color w:val="19177C"/>
+          <w:sz w:val="22"/>
+          <w:shd w:val="clear" w:color="auto" w:fill="auto"/>
+          <w:lang w:eastAsia="en-US"/>
+        </w:rPr>
+        <w:t>_min</w:t>
+      </w:r>
+      <w:proofErr w:type="gramStart"/>
       <w:r>
         <w:rPr>
           <w:rFonts w:ascii="Consolas" w:eastAsiaTheme="minorEastAsia" w:hAnsi="Consolas"/>
@@ -936,7 +1123,18 @@
           <w:shd w:val="clear" w:color="auto" w:fill="auto"/>
           <w:lang w:eastAsia="en-US"/>
         </w:rPr>
-        <w:t>x_max</w:t>
+        <w:t>x</w:t>
+      </w:r>
+      <w:proofErr w:type="gramEnd"/>
+      <w:r>
+        <w:rPr>
+          <w:rFonts w:ascii="Consolas" w:eastAsiaTheme="minorEastAsia" w:hAnsi="Consolas"/>
+          <w:color w:val="19177C"/>
+          <w:sz w:val="22"/>
+          <w:shd w:val="clear" w:color="auto" w:fill="auto"/>
+          <w:lang w:eastAsia="en-US"/>
+        </w:rPr>
+        <w:t>_max</w:t>
       </w:r>
       <w:r>
         <w:rPr>
@@ -986,11 +1184,19 @@
       <w:r>
         <w:t>行内代码：</w:t>
       </w:r>
+      <w:proofErr w:type="gramStart"/>
       <w:r>
         <w:rPr>
           <w:rStyle w:val="InlineCode"/>
         </w:rPr>
-        <w:t>disp("Hello Matlab")</w:t>
+        <w:t>disp(</w:t>
+      </w:r>
+      <w:proofErr w:type="gramEnd"/>
+      <w:r>
+        <w:rPr>
+          <w:rStyle w:val="InlineCode"/>
+        </w:rPr>
+        <w:t>"Hello Matlab")</w:t>
       </w:r>
     </w:p>
     <w:p>
@@ -1135,7 +1341,21 @@
         <w:rPr>
           <w:rFonts w:hint="eastAsia"/>
         </w:rPr>
-        <w:t>引述块用于图注</w:t>
+        <w:t>引述</w:t>
+      </w:r>
+      <w:proofErr w:type="gramStart"/>
+      <w:r>
+        <w:rPr>
+          <w:rFonts w:hint="eastAsia"/>
+        </w:rPr>
+        <w:t>块用于</w:t>
+      </w:r>
+      <w:proofErr w:type="gramEnd"/>
+      <w:r>
+        <w:rPr>
+          <w:rFonts w:hint="eastAsia"/>
+        </w:rPr>
+        <w:t>图注</w:t>
       </w:r>
     </w:p>
     <w:p>
@@ -1197,7 +1417,15 @@
         <w:spacing w:after="480"/>
       </w:pPr>
       <w:r>
-        <w:t>Fig. 1 | Generalist denoising model. a, Original (clean) image from the Cellpose test set. b, Same image with added Poisson noise (left) and segmentation (right). AP at an IoU threshold of 0.5 (AP@0.5) reported. c, Noisy image in b denoised with Noise2Void (left) and then segmented (right). d, Improvement in segmentation performance after denoising with Noise2Void or Noise2Self for 68 test images. e, Training protocol for the Cellpose3 denoising network. f, Same as d, for denoising with the reconstruction loss network (teal) or the segmentation loss network. g–i, Denoised images (left) and segmentations (right) for networks trained with different losses. j, Mean AP score as a function of IoU threshold across 68 test images, for the noisy and denoised images; dashed line shows a model directly trained to segment noisy images. IoU, intersection over union.</w:t>
+        <w:t xml:space="preserve">Fig. 1 | Generalist denoising model. a, Original (clean) image from the Cellpose test set. b, Same image with added Poisson noise (left) and segmentation (right). AP at an IoU threshold of 0.5 (AP@0.5) reported. c, Noisy image in b denoised with Noise2Void (left) and then segmented (right). d, Improvement in segmentation performance after denoising with Noise2Void or Noise2Self for 68 test images. e, Training protocol for the Cellpose3 denoising network. f, Same as d, for denoising with the reconstruction loss network (teal) or the segmentation loss network. g–i, </w:t>
+      </w:r>
+      <w:proofErr w:type="gramStart"/>
+      <w:r>
+        <w:t>Denoised</w:t>
+      </w:r>
+      <w:proofErr w:type="gramEnd"/>
+      <w:r>
+        <w:t xml:space="preserve"> images (left) and segmentations (right) for networks trained with different losses. j, Mean AP score as a function of IoU threshold across 68 test images, for the noisy and denoised images; dashed line shows a model directly trained to segment noisy images. IoU, intersection over union.</w:t>
       </w:r>
     </w:p>
     <w:p>
@@ -1565,9 +1793,11 @@
             <w:r>
               <w:br/>
             </w:r>
+            <w:proofErr w:type="gramStart"/>
             <w:r>
               <w:t>段前</w:t>
             </w:r>
+            <w:proofErr w:type="gramEnd"/>
             <w:r>
               <w:t xml:space="preserve">24 </w:t>
             </w:r>
@@ -2384,7 +2614,21 @@
         <w:rPr>
           <w:lang w:eastAsia="zh-CN"/>
         </w:rPr>
-        <w:t>图片无法自动居中，另外注意图片添加题注要居中的话，必须先让图片居中，再添加题注。</w:t>
+        <w:t>图片无法自动居中，另外注意图片添加</w:t>
+      </w:r>
+      <w:proofErr w:type="gramStart"/>
+      <w:r>
+        <w:rPr>
+          <w:lang w:eastAsia="zh-CN"/>
+        </w:rPr>
+        <w:t>题注要居中</w:t>
+      </w:r>
+      <w:proofErr w:type="gramEnd"/>
+      <w:r>
+        <w:rPr>
+          <w:lang w:eastAsia="zh-CN"/>
+        </w:rPr>
+        <w:t>的话，必须先让图片居中，再添加题注。</w:t>
       </w:r>
     </w:p>
     <w:p>
@@ -2400,7 +2644,21 @@
         <w:rPr>
           <w:lang w:eastAsia="zh-CN"/>
         </w:rPr>
-        <w:t>模板可以做到表格整体居中，但是表格单元格自动居中需要思源笔记文档中的表格本身先设置居中，否则不居中。</w:t>
+        <w:t>模板可以做到表格整体居中，但是表格单元格自动居中需要思源笔记文档中的表格</w:t>
+      </w:r>
+      <w:proofErr w:type="gramStart"/>
+      <w:r>
+        <w:rPr>
+          <w:lang w:eastAsia="zh-CN"/>
+        </w:rPr>
+        <w:t>本身先</w:t>
+      </w:r>
+      <w:proofErr w:type="gramEnd"/>
+      <w:r>
+        <w:rPr>
+          <w:lang w:eastAsia="zh-CN"/>
+        </w:rPr>
+        <w:t>设置居中，否则不居中。</w:t>
       </w:r>
       <w:r>
         <w:t>这是因为</w:t>
@@ -2436,41 +2694,153 @@
       <w:r>
         <w:br/>
       </w:r>
+      <w:proofErr w:type="gramStart"/>
       <w:r>
         <w:rPr>
           <w:rStyle w:val="VerbatimChar"/>
         </w:rPr>
-        <w:t>| :--------: | :--------: |</w:t>
+        <w:t>| :</w:t>
+      </w:r>
+      <w:proofErr w:type="gramEnd"/>
+      <w:r>
+        <w:rPr>
+          <w:rStyle w:val="VerbatimChar"/>
+        </w:rPr>
+        <w:t xml:space="preserve">--------: </w:t>
+      </w:r>
+      <w:proofErr w:type="gramStart"/>
+      <w:r>
+        <w:rPr>
+          <w:rStyle w:val="VerbatimChar"/>
+        </w:rPr>
+        <w:t>| :</w:t>
+      </w:r>
+      <w:proofErr w:type="gramEnd"/>
+      <w:r>
+        <w:rPr>
+          <w:rStyle w:val="VerbatimChar"/>
+        </w:rPr>
+        <w:t>--------: |</w:t>
       </w:r>
       <w:r>
         <w:br/>
       </w:r>
+      <w:proofErr w:type="gramStart"/>
       <w:r>
         <w:rPr>
           <w:rStyle w:val="VerbatimChar"/>
         </w:rPr>
-        <w:t>|  cell 1  |  cell 2  |</w:t>
-      </w:r>
+        <w:t>|  cell</w:t>
+      </w:r>
+      <w:proofErr w:type="gramEnd"/>
+      <w:r>
+        <w:rPr>
+          <w:rStyle w:val="VerbatimChar"/>
+        </w:rPr>
+        <w:t xml:space="preserve"> </w:t>
+      </w:r>
+      <w:proofErr w:type="gramStart"/>
+      <w:r>
+        <w:rPr>
+          <w:rStyle w:val="VerbatimChar"/>
+        </w:rPr>
+        <w:t>1  |</w:t>
+      </w:r>
+      <w:proofErr w:type="gramEnd"/>
+      <w:r>
+        <w:rPr>
+          <w:rStyle w:val="VerbatimChar"/>
+        </w:rPr>
+        <w:t xml:space="preserve">  cell </w:t>
+      </w:r>
+      <w:proofErr w:type="gramStart"/>
+      <w:r>
+        <w:rPr>
+          <w:rStyle w:val="VerbatimChar"/>
+        </w:rPr>
+        <w:t>2  |</w:t>
+      </w:r>
+      <w:proofErr w:type="gramEnd"/>
       <w:r>
         <w:br/>
       </w:r>
+      <w:proofErr w:type="gramStart"/>
       <w:r>
         <w:rPr>
           <w:rStyle w:val="VerbatimChar"/>
         </w:rPr>
-        <w:t>|  cell 3  |  cell 4  |</w:t>
-      </w:r>
+        <w:t>|  cell</w:t>
+      </w:r>
+      <w:proofErr w:type="gramEnd"/>
+      <w:r>
+        <w:rPr>
+          <w:rStyle w:val="VerbatimChar"/>
+        </w:rPr>
+        <w:t xml:space="preserve"> </w:t>
+      </w:r>
+      <w:proofErr w:type="gramStart"/>
+      <w:r>
+        <w:rPr>
+          <w:rStyle w:val="VerbatimChar"/>
+        </w:rPr>
+        <w:t>3  |</w:t>
+      </w:r>
+      <w:proofErr w:type="gramEnd"/>
+      <w:r>
+        <w:rPr>
+          <w:rStyle w:val="VerbatimChar"/>
+        </w:rPr>
+        <w:t xml:space="preserve">  cell </w:t>
+      </w:r>
+      <w:proofErr w:type="gramStart"/>
+      <w:r>
+        <w:rPr>
+          <w:rStyle w:val="VerbatimChar"/>
+        </w:rPr>
+        <w:t>4  |</w:t>
+      </w:r>
+      <w:proofErr w:type="gramEnd"/>
       <w:r>
         <w:br/>
       </w:r>
+      <w:proofErr w:type="gramStart"/>
       <w:r>
         <w:rPr>
           <w:rStyle w:val="VerbatimChar"/>
         </w:rPr>
-        <w:t>|  cell 5  |  cell 6  |</w:t>
+        <w:t>|  cell</w:t>
+      </w:r>
+      <w:proofErr w:type="gramEnd"/>
+      <w:r>
+        <w:rPr>
+          <w:rStyle w:val="VerbatimChar"/>
+        </w:rPr>
+        <w:t xml:space="preserve"> </w:t>
+      </w:r>
+      <w:proofErr w:type="gramStart"/>
+      <w:r>
+        <w:rPr>
+          <w:rStyle w:val="VerbatimChar"/>
+        </w:rPr>
+        <w:t>5  |</w:t>
+      </w:r>
+      <w:proofErr w:type="gramEnd"/>
+      <w:r>
+        <w:rPr>
+          <w:rStyle w:val="VerbatimChar"/>
+        </w:rPr>
+        <w:t xml:space="preserve">  cell </w:t>
+      </w:r>
+      <w:proofErr w:type="gramStart"/>
+      <w:r>
+        <w:rPr>
+          <w:rStyle w:val="VerbatimChar"/>
+        </w:rPr>
+        <w:t>6  |</w:t>
       </w:r>
       <w:bookmarkEnd w:id="32"/>
       <w:bookmarkEnd w:id="34"/>
+      <w:proofErr w:type="gramEnd"/>
     </w:p>
     <w:sectPr>
       <w:footerReference w:type="default" r:id="rId14"/>
@@ -2519,7 +2889,6 @@
         <w:docPartUnique/>
       </w:docPartObj>
     </w:sdtPr>
-    <w:sdtEndPr/>
     <w:sdtContent>
       <w:p>
         <w:pPr>
@@ -4387,6 +4756,10 @@
   <w:style w:type="paragraph" w:customStyle="1" w:styleId="Figure">
     <w:name w:val="Figure"/>
     <w:basedOn w:val="a"/>
+    <w:rsid w:val="00D25816"/>
+    <w:pPr>
+      <w:jc w:val="center"/>
+    </w:pPr>
   </w:style>
   <w:style w:type="paragraph" w:customStyle="1" w:styleId="CaptionedFigure">
     <w:name w:val="Captioned Figure"/>
